--- a/docs/BACKLOG DECISION REVIEW CAA 031026.docx
+++ b/docs/BACKLOG DECISION REVIEW CAA 031026.docx
@@ -5446,7 +5446,7 @@
           </w:tcPr>
           <w:p>
             <w:r>
-              <w:t>**New requirement** (a new role and a new workflow) that supersedes the behaviour of a Done story; E03-S01 stays Done and the queue is a new story (T-74). Adds a sixth role. Supersedes C-41 and C-55: new requests are no longer auto-assigned, so T-14 is retired and E03-S01 is rewritten around an unassigned queue the Lead works from (T-70). Coordinators manage only events assigned to them, extending E01-S02 to a second role; the Lead sees every assignment and active event. Assignment and reassignment notify the affected users through E11-S01. Partially supersedes C-56: the Lead may reassign. Accounts are pre-seeded under C-57; ADR-012 one-role-per-account still holds (T-72). Open: one Lead or several (O-35), whether a Lead reassignment needs acceptance (O-36), Coordinator-initiated reassignment requests (O-37), queue visibility (O-38).</w:t>
+              <w:t>**New requirement** (a new role and a new workflow) that supersedes the behaviour of a Done story; E03-S01 stays Done and the queue is a new story (T-74). Adds a sixth role. Supersedes C-41 and C-55: new requests are no longer auto-assigned, so T-14 is retired and new requests go to an unassigned queue the Lead works from (E03-S08, T-70). Coordinators manage only events assigned to them, extending E01-S02 to a second role; the Lead sees every assignment and active event. Assignment and reassignment notify the affected users through E11-S01. Partially supersedes C-56: the Lead may reassign. Accounts are pre-seeded under C-57; ADR-012 one-role-per-account still holds (T-72). Open: one Lead or several (O-35), whether a Lead reassignment needs acceptance (O-36), Coordinator-initiated reassignment requests (O-37), queue visibility (O-38).</w:t>
             </w:r>
           </w:p>
         </w:tc>
@@ -9029,7 +9029,7 @@
           </w:tcPr>
           <w:p>
             <w:r>
-              <w:t>C-65 reverses C-18 and C-38, so the explicit customer exclusion that deferred E05-S05 no longer applies. Setup and turnaround are two whole-minute attributes of a venue, set by Venue Staff on the venue record; E05-S01 is Done, so the configure scenario belongs to E05-S05 rather than being added to E05-S01 (T-74). They default to 0 for every existing venue so no data migration changes current availability on its own. A booking's occupancy window is [start minus setup, end plus turnaround]; every availability display and conflict check uses that window instead of the advertised start and end. E05-S03 (calendar) is Done, so the calendar's buffered display is a scenario of E05-S05; E06-S01, E06-S03, E06-S04, E06-S05 and E06-S06 are not started and gain a buffer scenario each in place (T-74). Tentative holds occupy the venue, so they carry the buffers too. Maintenance blocks are a property of the venue itself and are not buffered (O-22). When a buffer is created or changed and an existing booking now overlaps, the booking is flagged as Conflicting and left in place; nothing is released automatically, matching the customer's "identified rather than silently removed". Who sees the flag and whether the save is allowed are O-20 and O-21; the story is written to the defaults recorded there. ADR-003's exclusion constraint must operate on the buffered range, which is the architecture PR's job.</w:t>
+              <w:t>C-65 reverses C-18 and C-38, so the explicit customer exclusion that deferred E05-S05 no longer applies. Setup and turnaround are two whole-minute attributes of a venue, set by Venue Staff on the venue record; E05-S01 is Done, so the configure scenario belongs to E05-S05 rather than being added to E05-S01 (T-74). They default to 0 for every existing venue so no data migration changes current availability on its own. A booking's occupancy window is [start minus setup, end plus turnaround]; every availability display and conflict check uses that window instead of the advertised start and end. E05-S03 (calendar) and E06-S01 (search) are Done, so the buffered calendar display and the buffered search are scenarios of E05-S05; E06-S03, E06-S04, E06-S05 and E06-S06 are not started and gain a buffer scenario each in place (T-74). Tentative holds occupy the venue, so they carry the buffers too. Maintenance blocks are a property of the venue itself and are not buffered (O-22). When a buffer is created or changed and an existing booking now overlaps, the booking is flagged as Conflicting and left in place; nothing is released automatically, matching the customer's "identified rather than silently removed". Who sees the flag and whether the save is allowed are O-20 and O-21; the story is written to the defaults recorded there. ADR-003's exclusion constraint must operate on the buffered range, which is the architecture PR's job.</w:t>
             </w:r>
           </w:p>
         </w:tc>
@@ -9445,7 +9445,7 @@
           </w:tcPr>
           <w:p>
             <w:r>
-              <w:t>The Week 7 guide ("Managing Changes", Scenarios 1 to 3) sets the rule: a new requirement never reopens a Done story, it becomes a new story with its own criteria and estimate, and the Done story keeps its points so velocity history stays honest; a Done story is reopened, and only its remaining work estimated, when an original criterion was missed or implemented wrongly; an incomplete story simply has its criteria updated. Applied to the Week 7 changes: E03-S01, E05-S01, E05-S03, E01-S01 and E01-S02 are Done and stay Done, with any superseded scenario marked "Superseded by Exx-Sxx (C-nn)" in the backlog rather than deleted; E06-S03, E06-S05, E06-S06, E08-S03, E08-S04, E03-S05, E01-S11, E10-S02 and E11-S01 are not Done and are updated in place; E05-S04 is in the Sprint 2 sprint backlog and is neither edited nor reopened, its correction being the new story under T-67. No Week 7 change is a Scenario 1 or 3 reopening: no original criterion has been found unsatisfied. When a Done story's original criteria could be affected by a new story (E03-S01's status transition, E05-S03's calendar states, E01-S02's Organiser isolation), the new story's test cases include a regression case asserting the original behaviour still holds, per guide step 3.</w:t>
+              <w:t>The Week 7 guide ("Managing Changes", Scenarios 1 to 3) sets the rule: a new requirement never reopens a Done story, it becomes a new story with its own criteria and estimate, and the Done story keeps its points so velocity history stays honest; a Done story is reopened, and only its remaining work estimated, when an original criterion was missed or implemented wrongly; an incomplete story simply has its criteria updated. Applied to the Week 7 changes: E03-S01, E05-S01, E05-S03, E06-S01, E03-S05, E01-S01, E01-S02 and E01-S11 are Done and stay Done, with any superseded scenario marked "Superseded by Exx-Sxx (C-nn)" in the backlog rather than deleted and any new behaviour placed in a new story (E06-S01's buffered search in E05-S05; E03-S05's and E01-S11's Safety Review handling in E08-S06); E06-S03, E06-S05, E06-S06, E08-S03, E08-S04, E10-S02 and E11-S01 are not Done and are updated in place; E05-S04 is in the Sprint 2 sprint backlog and is neither edited nor reopened, its correction being the new story under T-67. No Week 7 change is a Scenario 1 or 3 reopening: no original criterion has been found unsatisfied. When a Done story's original criteria could be affected by a new story (E03-S01's status transition, E05-S03's calendar states, E01-S02's Organiser isolation), the new story's test cases include a regression case asserting the original behaviour still holds, per guide step 3.</w:t>
             </w:r>
           </w:p>
         </w:tc>
@@ -10874,17 +10874,17 @@
           </w:tcPr>
           <w:p>
             <w:r>
-              <w:t>Week 7 change 2: is a booking restored if the venue reopens before the event</w:t>
-            </w:r>
-          </w:p>
-        </w:tc>
-        <w:tc>
-          <w:tcPr>
-            <w:tcW w:type="dxa" w:w="1728"/>
-          </w:tcPr>
-          <w:p>
-            <w:r>
-              <w:t>Open. Default: no; a Conflicting booking is released for good and the Coordinator re-requests if the venue is wanted again. Q&amp;A question: "If a venue becomes available again before the event date, does the original booking come back automatically, or has it been released?"</w:t>
+              <w:t>Week 7 change 2: what happens to a Conflicting booking if the unavailability ends before the event</w:t>
+            </w:r>
+          </w:p>
+        </w:tc>
+        <w:tc>
+          <w:tcPr>
+            <w:tcW w:type="dxa" w:w="1728"/>
+          </w:tcPr>
+          <w:p>
+            <w:r>
+              <w:t>Open. Default, consistent with T-67 (bookings are flagged Conflicting, never released automatically): if the unavailability is shortened or ended while the booking is still Conflicting, the flag clears and the booking stands as before; a booking the Coordinator has already cancelled or replaced is not restored. Q&amp;A question: "If a venue becomes available again before the event date, should a booking that was flagged as conflicting simply return to normal, or should the Coordinator have to re-request it?"</w:t>
             </w:r>
           </w:p>
         </w:tc>
@@ -14286,7 +14286,7 @@
     </w:p>
     <w:p>
       <w:r>
-        <w:t>Applied the Week 7 "Managing Changes" guide (T-74). Each change is classified in its section A row (five new requirements, one correction plus new requirement). Done stories touched by a change (E03-S01, E05-S01, E05-S03, E01-S01, E01-S02) stay Done and the new behaviour becomes new stories; To Do stories are updated in place; E05-S04, in the Sprint 2 sprint backlog, is left alone and corrected by a new story. Estimation rule recorded in T-73: new stories estimated at planning, changed To Do stories re-estimated only if materially different, Done stories never, in-flight stories for remaining work.</w:t>
+        <w:t>Applied the Week 7 "Managing Changes" guide (T-74). Each change is classified in its section A row (five new requirements, one correction plus new requirement). Done stories touched by a change (E03-S01, E05-S01, E05-S03, E06-S01, E03-S05, E01-S01, E01-S02, E01-S11) stay Done and the new behaviour becomes new stories; To Do stories are updated in place; E05-S04, in the Sprint 2 sprint backlog, is left alone and corrected by a new story. Estimation rule recorded in T-73: new stories estimated at planning, changed To Do stories re-estimated only if materially different, Done stories never, in-flight stories for remaining work.</w:t>
       </w:r>
     </w:p>
     <w:p>

--- a/docs/BACKLOG DECISION REVIEW CAA 031026.docx
+++ b/docs/BACKLOG DECISION REVIEW CAA 031026.docx
@@ -5783,7 +5783,7 @@
           </w:tcPr>
           <w:p>
             <w:r>
-              <w:t>Bring E14-S02 in as a reduced-scope enabler</w:t>
+              <w:t>SUPERSEDED in part — see T-75 and T-76. Bring E14-S02 in as a reduced-scope enabler</w:t>
             </w:r>
           </w:p>
         </w:tc>
@@ -8799,7 +8799,7 @@
           </w:tcPr>
           <w:p>
             <w:r>
-              <w:t>E14-S02 Scenario 3 (booking-decision audit) deferred to Sprint 3 alongside E06-S04</w:t>
+              <w:t>SUPERSEDED — see T-76. E14-S02 Scenario 3 (booking-decision audit) deferred to Sprint 3 alongside E06-S04</w:t>
             </w:r>
           </w:p>
         </w:tc>
@@ -9466,6 +9466,110 @@
           <w:p>
             <w:r>
               <w:t>Week 7 guide "Managing Changes" Scenarios 1 to 3, C-65 to C-70, T-66, T-67, T-70, T-72</w:t>
+            </w:r>
+          </w:p>
+        </w:tc>
+      </w:tr>
+      <w:tr>
+        <w:tc>
+          <w:tcPr>
+            <w:tcW w:type="dxa" w:w="1728"/>
+          </w:tcPr>
+          <w:p>
+            <w:r>
+              <w:t>T-75</w:t>
+            </w:r>
+          </w:p>
+        </w:tc>
+        <w:tc>
+          <w:tcPr>
+            <w:tcW w:type="dxa" w:w="1728"/>
+          </w:tcPr>
+          <w:p>
+            <w:r>
+              <w:t>Event Coordinators read the event Activity log; no Administrator role in Release 1</w:t>
+            </w:r>
+          </w:p>
+        </w:tc>
+        <w:tc>
+          <w:tcPr>
+            <w:tcW w:type="dxa" w:w="1728"/>
+          </w:tcPr>
+          <w:p>
+            <w:r>
+              <w:t>Product-owner approval on 2 October 2026 resolves the E14-S02 reader question: an Event Coordinator can read the Activity log on an event they are already permitted to view, using the existing event page and access rules. This does not grant a global audit browser or broaden other roles' access. Testers verify access-denial and account-deactivation entries directly in a controlled test database; database inspection is a test procedure, not an application permission. Administrator viewing is deferred to Release 2; the mock `/admin` screens and proposed `/api/admin/audit` endpoint are not Release 1 requirements.</w:t>
+            </w:r>
+          </w:p>
+        </w:tc>
+        <w:tc>
+          <w:tcPr>
+            <w:tcW w:type="dxa" w:w="1728"/>
+          </w:tcPr>
+          <w:p>
+            <w:r>
+              <w:t>E14-S02, E06-S04, ADR-009, E14 and E06 acceptance cases, Sprint 2 sequencing</w:t>
+            </w:r>
+          </w:p>
+        </w:tc>
+        <w:tc>
+          <w:tcPr>
+            <w:tcW w:type="dxa" w:w="1728"/>
+          </w:tcPr>
+          <w:p>
+            <w:r>
+              <w:t>T-04; product-owner approval, 2026-10-02</w:t>
+            </w:r>
+          </w:p>
+        </w:tc>
+      </w:tr>
+      <w:tr>
+        <w:tc>
+          <w:tcPr>
+            <w:tcW w:type="dxa" w:w="1728"/>
+          </w:tcPr>
+          <w:p>
+            <w:r>
+              <w:t>T-76</w:t>
+            </w:r>
+          </w:p>
+        </w:tc>
+        <w:tc>
+          <w:tcPr>
+            <w:tcW w:type="dxa" w:w="1728"/>
+          </w:tcPr>
+          <w:p>
+            <w:r>
+              <w:t>Move booking-decision logging to E06-S04 and carry remaining E14-S02 work to Sprint 3</w:t>
+            </w:r>
+          </w:p>
+        </w:tc>
+        <w:tc>
+          <w:tcPr>
+            <w:tcW w:type="dxa" w:w="1728"/>
+          </w:tcPr>
+          <w:p>
+            <w:r>
+              <w:t>Product-owner approval on 2 October 2026 moves E14-S02 Scenario 3 (booking approval, rejection and release recorded with actor, action, affected records and time) to E06-S04 Scenario 5. E06-S04 owns all three writes as part of the corresponding booking action; release logging must be verified through its owning workflow, such as cancellation in E10-S04. Retire TC_E14S02_03/_06/_07 with replacements TC_E06S04_05/_06/_07; retain old IDs and evidence as history. E14-S02 retains Scenarios 1, 2, 4 and 5 and carries to Sprint 3 for implementation, verification and peer review. The reader ambiguity and booking dependency explain the earlier delay; T-75 resolves the first and this transfer removes the second from E14-S02. E14-S02 can satisfy its Definition of Done independently of E06-S04 once its remaining criteria pass. Original Sprint 1 commitment and both stories' 3-point estimates are preserved; no story is marked Done by this decision.</w:t>
+            </w:r>
+          </w:p>
+        </w:tc>
+        <w:tc>
+          <w:tcPr>
+            <w:tcW w:type="dxa" w:w="1728"/>
+          </w:tcPr>
+          <w:p>
+            <w:r>
+              <w:t>E14-S02 / SCRUM-86, E06-S04, Sprint 1 delivery history, Sprint 2 sequencing</w:t>
+            </w:r>
+          </w:p>
+        </w:tc>
+        <w:tc>
+          <w:tcPr>
+            <w:tcW w:type="dxa" w:w="1728"/>
+          </w:tcPr>
+          <w:p>
+            <w:r>
+              <w:t>T-04, T-62, T-75; product-owner approval, 2026-10-02</w:t>
             </w:r>
           </w:p>
         </w:tc>
@@ -13211,7 +13315,7 @@
           </w:tcPr>
           <w:p>
             <w:r>
-              <w:t>Out of Release 1. E14-S02 records the actions; presenting a full before-and-after change history is deferred.</w:t>
+              <w:t>Out of Release 1. E14-S02 records status changes, denials and deactivations; E06-S04 owns booking logging (T-76). Presenting a full before-and-after change history remains deferred. T-75 also defers global Administrator viewing to Release 2; Coordinator reading uses the existing event Activity log and permissions.</w:t>
             </w:r>
           </w:p>
         </w:tc>
@@ -14337,6 +14441,77 @@
     <w:p>
       <w:r>
         <w:t>Backlog Markdown (release-1 and product views), acceptance test cases, the canonical status model's consumers (E03-S05, E08-S03, E08-S04, E08-S05, E01-S11), ADR-003 (buffered exclusion range), ADR-006 (hold expiry on the worker), ADR-007 and ADR-012 (seven roles), ADR-009 (safety-check audit actions), docs/db_schema.md and a new migration (user_role values, venue buffers, booking expiry, safety review), docs/c4-diagrams.md, docs/modular-monolith-architecture.md and docs/dynamic-user-flows.md (two new actors and sequences), the E11-S01 routing matrix, and the Figma role boards. Each is handled in its own follow-up PR; this version records the decisions they implement.</w:t>
+      </w:r>
+    </w:p>
+    <w:p>
+      <w:pPr>
+        <w:pStyle w:val="Heading2"/>
+      </w:pPr>
+      <w:r>
+        <w:rPr>
+          <w:sz w:val="28"/>
+        </w:rPr>
+        <w:t>2 October 2026: Activity-log reader, booking ownership and Sprint 3 carryover</w:t>
+      </w:r>
+    </w:p>
+    <w:p>
+      <w:r>
+        <w:t>Product-owner approval is recorded in T-75 and T-76. Event Coordinators use the</w:t>
+      </w:r>
+    </w:p>
+    <w:p>
+      <w:r>
+        <w:t>existing event Activity log within existing event permissions; testers check</w:t>
+      </w:r>
+    </w:p>
+    <w:p>
+      <w:r>
+        <w:t>denial and deactivation rows in a controlled test database. No Administrator</w:t>
+      </w:r>
+    </w:p>
+    <w:p>
+      <w:r>
+        <w:t>role or global audit viewer is added to Release 1.</w:t>
+      </w:r>
+    </w:p>
+    <w:p>
+      <w:r>
+        <w:t>Booking approval, rejection and release logging moves from E14-S02 Scenario 3</w:t>
+      </w:r>
+    </w:p>
+    <w:p>
+      <w:r>
+        <w:t>to E06-S04 Scenario 5. TC_E14S02_03/_06/_07 remain as retired references to</w:t>
+      </w:r>
+    </w:p>
+    <w:p>
+      <w:r>
+        <w:t>TC_E06S04_05/_06/_07. Remaining E14-S02 Scenarios 1, 2, 4 and 5 carry into</w:t>
+      </w:r>
+    </w:p>
+    <w:p>
+      <w:r>
+        <w:t>Sprint 3; their completion is independent of E06-S04. Original commitments and</w:t>
+      </w:r>
+    </w:p>
+    <w:p>
+      <w:r>
+        <w:t>estimates remain historical evidence. Both backlog views, acceptance cases,</w:t>
+      </w:r>
+    </w:p>
+    <w:p>
+      <w:r>
+        <w:t>active scaffold files, ADR-009 and derived exports are reconciled in this change.</w:t>
+      </w:r>
+    </w:p>
+    <w:p>
+      <w:r>
+        <w:t>Jira reconciliation follows the merged backlog; the scope PR must not close</w:t>
+      </w:r>
+    </w:p>
+    <w:p>
+      <w:r>
+        <w:t>SCRUM-86 automatically.</w:t>
       </w:r>
     </w:p>
     <w:p>
